--- a/The Will Is Not the Legacy, Actually/The_Will_Is_Not_the_Legacy_Actually_MASTER.docx
+++ b/The Will Is Not the Legacy, Actually/The_Will_Is_Not_the_Legacy_Actually_MASTER.docx
@@ -33570,7 +33570,25 @@
           <w:b w:val="0"/>
           <w:i w:val="0"/>
         </w:rPr>
-        <w:t>California Probate Code, via the California Legislative Information website (leginfo.legislature.ca.gov): § 100; §§ 870–884 (Revised Uniform Fiduciary Access to Digital Assets Act, including §§ 873, 876, 877); 890; 1500; 4129; 4401; 4780 (POLST); 5040; 5301; 5302; 5600 and following (revocable transfer-on-death deed, including the statutory form in § 5642 and § 5652); 6100; 6100.5; 6110; 6111; 6112; 6122; 6124; 6132; 6240; 6401; 6454; 8200; 9100; 10800; 10810; 13100–13101; 13151–13154; 13200; 13600–13601; 15212; 21311; 21610; 21620.</w:t>
+        <w:t xml:space="preserve">California Probate Code, via the </w:t>
+      </w:r>
+      <w:hyperlink r:id="rIdL1" w:history="1">
+        <w:r>
+          <w:rPr>
+            <w:b w:val="0"/>
+            <w:i w:val="0"/>
+            <w:color w:val="0563C1"/>
+            <w:u w:val="single"/>
+          </w:rPr>
+          <w:t>California Legislative Information website</w:t>
+        </w:r>
+      </w:hyperlink>
+      <w:r>
+        <w:rPr>
+          <w:b w:val="0"/>
+          <w:i w:val="0"/>
+        </w:rPr>
+        <w:t>: § 100; §§ 870–884 (Revised Uniform Fiduciary Access to Digital Assets Act, including §§ 873, 876, 877); 890; 1500; 4129; 4401; 4780 (POLST); 5040; 5301; 5302; 5600 and following (revocable transfer-on-death deed, including the statutory form in § 5642 and § 5652); 6100; 6100.5; 6110; 6111; 6112; 6122; 6124; 6132; 6240; 6401; 6454; 8200; 9100; 10800; 10810; 13100–13101; 13151–13154; 13200; 13600–13601; 15212; 21311; 21610; 21620.</w:t>
       </w:r>
     </w:p>
     <w:p>
@@ -33618,55 +33636,145 @@
           <w:b w:val="0"/>
           <w:i w:val="0"/>
         </w:rPr>
-        <w:t>California State Board of Equalization: Property Tax Rule 462.040 (joint tenancies), Rule 462.060 (life estates), Rule 462.520 (Proposition 19 intergenerational transfer exclusion); Proposition 19 Fact Sheet (Publication 801) and Proposition 19 pages (boe.ca.gov/prop19), including the value limit of 1,044,586 dollars for transfers from 16 February 2025 to 15 February 2027; Letter to Assessors on revocable TOD deeds and property tax.</w:t>
-      </w:r>
-    </w:p>
-    <w:p>
-      <w:pPr>
-        <w:pStyle w:val="ListBullet"/>
-      </w:pPr>
-      <w:r>
-        <w:rPr>
-          <w:b w:val="0"/>
-          <w:i w:val="0"/>
-        </w:rPr>
-        <w:t>California Department of Health Care Services: Medi-Cal Asset Limit Frequently Asked Questions (dhcs.ca.gov), including the 30-month look-back for long-term care for transfers on or after 1 January 2026.</w:t>
-      </w:r>
-    </w:p>
-    <w:p>
-      <w:pPr>
-        <w:pStyle w:val="ListBullet"/>
-      </w:pPr>
-      <w:r>
-        <w:rPr>
-          <w:b w:val="0"/>
-          <w:i w:val="0"/>
-        </w:rPr>
-        <w:t>Judicial Council of California, California Courts Self-Help Guide: "When formal probate may not be needed" (selfhelp.courts.ca.gov/probate/simple-transfer), including the small-estate limits for deaths on or after 1 April 2025 and the note on Assembly Bill 2016; "Small estate affidavit to transfer personal property"; "Wills, estates, and advance care planning"; California Statutory Will form (Probate Code § 6240).</w:t>
-      </w:r>
-    </w:p>
-    <w:p>
-      <w:pPr>
-        <w:pStyle w:val="ListBullet"/>
-      </w:pPr>
-      <w:r>
-        <w:rPr>
-          <w:b w:val="0"/>
-          <w:i w:val="0"/>
-        </w:rPr>
-        <w:t>California Secretary of State, Advance Health Care Directive Registry (sos.ca.gov/registries/advance-health-care-directive-registry).</w:t>
-      </w:r>
-    </w:p>
-    <w:p>
-      <w:pPr>
-        <w:pStyle w:val="ListBullet"/>
-      </w:pPr>
-      <w:r>
-        <w:rPr>
-          <w:b w:val="0"/>
-          <w:i w:val="0"/>
-        </w:rPr>
-        <w:t>California State Controller's Office: California Estate Tax (sco.ca.gov/ardtax_estate_tax.html); About Unclaimed Property.</w:t>
+        <w:t xml:space="preserve">California State Board of Equalization: Property Tax Rule 462.040 (joint tenancies), Rule 462.060 (life estates), Rule 462.520 (Proposition 19 intergenerational transfer exclusion); Proposition 19 Fact Sheet (Publication 801) and </w:t>
+      </w:r>
+      <w:hyperlink r:id="rIdL2" w:history="1">
+        <w:r>
+          <w:rPr>
+            <w:b w:val="0"/>
+            <w:i w:val="0"/>
+            <w:color w:val="0563C1"/>
+            <w:u w:val="single"/>
+          </w:rPr>
+          <w:t>Proposition 19 pages</w:t>
+        </w:r>
+      </w:hyperlink>
+      <w:r>
+        <w:rPr>
+          <w:b w:val="0"/>
+          <w:i w:val="0"/>
+        </w:rPr>
+        <w:t>, including the value limit of 1,044,586 dollars for transfers from 16 February 2025 to 15 February 2027; Letter to Assessors on revocable TOD deeds and property tax.</w:t>
+      </w:r>
+    </w:p>
+    <w:p>
+      <w:pPr>
+        <w:pStyle w:val="ListBullet"/>
+      </w:pPr>
+      <w:r>
+        <w:rPr>
+          <w:b w:val="0"/>
+          <w:i w:val="0"/>
+        </w:rPr>
+        <w:t>California Department of Health Care Services: Medi-Cal Asset Limit Frequently Asked Questions (</w:t>
+      </w:r>
+      <w:hyperlink r:id="rIdL3" w:history="1">
+        <w:r>
+          <w:rPr>
+            <w:b w:val="0"/>
+            <w:i w:val="0"/>
+            <w:color w:val="0563C1"/>
+            <w:u w:val="single"/>
+          </w:rPr>
+          <w:t>Department of Health Care Services website</w:t>
+        </w:r>
+      </w:hyperlink>
+      <w:r>
+        <w:rPr>
+          <w:b w:val="0"/>
+          <w:i w:val="0"/>
+        </w:rPr>
+        <w:t>), including the 30-month look-back for long-term care for transfers on or after 1 January 2026.</w:t>
+      </w:r>
+    </w:p>
+    <w:p>
+      <w:pPr>
+        <w:pStyle w:val="ListBullet"/>
+      </w:pPr>
+      <w:r>
+        <w:rPr>
+          <w:b w:val="0"/>
+          <w:i w:val="0"/>
+        </w:rPr>
+        <w:t>Judicial Council of California, California Courts Self-Help Guide: "</w:t>
+      </w:r>
+      <w:hyperlink r:id="rIdL4" w:history="1">
+        <w:r>
+          <w:rPr>
+            <w:b w:val="0"/>
+            <w:i w:val="0"/>
+            <w:color w:val="0563C1"/>
+            <w:u w:val="single"/>
+          </w:rPr>
+          <w:t>When formal probate may not be needed</w:t>
+        </w:r>
+      </w:hyperlink>
+      <w:r>
+        <w:rPr>
+          <w:b w:val="0"/>
+          <w:i w:val="0"/>
+        </w:rPr>
+        <w:t>", including the small-estate limits for deaths on or after 1 April 2025 and the note on Assembly Bill 2016; "Small estate affidavit to transfer personal property"; "Wills, estates, and advance care planning"; California Statutory Will form (Probate Code § 6240).</w:t>
+      </w:r>
+    </w:p>
+    <w:p>
+      <w:pPr>
+        <w:pStyle w:val="ListBullet"/>
+      </w:pPr>
+      <w:r>
+        <w:rPr>
+          <w:b w:val="0"/>
+          <w:i w:val="0"/>
+        </w:rPr>
+        <w:t xml:space="preserve">California Secretary of State, </w:t>
+      </w:r>
+      <w:hyperlink r:id="rIdL5" w:history="1">
+        <w:r>
+          <w:rPr>
+            <w:b w:val="0"/>
+            <w:i w:val="0"/>
+            <w:color w:val="0563C1"/>
+            <w:u w:val="single"/>
+          </w:rPr>
+          <w:t>Advance Health Care Directive Registry</w:t>
+        </w:r>
+      </w:hyperlink>
+      <w:r>
+        <w:rPr>
+          <w:b w:val="0"/>
+          <w:i w:val="0"/>
+        </w:rPr>
+        <w:t>.</w:t>
+      </w:r>
+    </w:p>
+    <w:p>
+      <w:pPr>
+        <w:pStyle w:val="ListBullet"/>
+      </w:pPr>
+      <w:r>
+        <w:rPr>
+          <w:b w:val="0"/>
+          <w:i w:val="0"/>
+        </w:rPr>
+        <w:t xml:space="preserve">California State Controller's Office: </w:t>
+      </w:r>
+      <w:hyperlink r:id="rIdL6" w:history="1">
+        <w:r>
+          <w:rPr>
+            <w:b w:val="0"/>
+            <w:i w:val="0"/>
+            <w:color w:val="0563C1"/>
+            <w:u w:val="single"/>
+          </w:rPr>
+          <w:t>California Estate Tax</w:t>
+        </w:r>
+      </w:hyperlink>
+      <w:r>
+        <w:rPr>
+          <w:b w:val="0"/>
+          <w:i w:val="0"/>
+        </w:rPr>
+        <w:t>; About Unclaimed Property.</w:t>
       </w:r>
     </w:p>
     <w:p>
@@ -33728,19 +33836,55 @@
           <w:b w:val="0"/>
           <w:i w:val="0"/>
         </w:rPr>
-        <w:t>12 U.S.C. § 1701j-3 (Garn-St Germain Depository Institutions Act of 1982, § 341: preemption of due-on-sale prohibitions; exemptions in subsection (d)), via the Office of the Law Revision Counsel (uscode.house.gov).</w:t>
-      </w:r>
-    </w:p>
-    <w:p>
-      <w:pPr>
-        <w:pStyle w:val="ListBullet"/>
-      </w:pPr>
-      <w:r>
-        <w:rPr>
-          <w:b w:val="0"/>
-          <w:i w:val="0"/>
-        </w:rPr>
-        <w:t>12 C.F.R. § 191.5 (limitation on exercise of due-on-sale clauses, including the occupancy conditions in (b)(1)(v) and (vi)), via the Electronic Code of Federal Regulations (ecfr.gov).</w:t>
+        <w:t xml:space="preserve">12 U.S.C. § 1701j-3 (Garn-St Germain Depository Institutions Act of 1982, § 341: preemption of due-on-sale prohibitions; exemptions in subsection (d)), via the </w:t>
+      </w:r>
+      <w:hyperlink r:id="rIdL7" w:history="1">
+        <w:r>
+          <w:rPr>
+            <w:b w:val="0"/>
+            <w:i w:val="0"/>
+            <w:color w:val="0563C1"/>
+            <w:u w:val="single"/>
+          </w:rPr>
+          <w:t>Office of the Law Revision Counsel</w:t>
+        </w:r>
+      </w:hyperlink>
+      <w:r>
+        <w:rPr>
+          <w:b w:val="0"/>
+          <w:i w:val="0"/>
+        </w:rPr>
+        <w:t>.</w:t>
+      </w:r>
+    </w:p>
+    <w:p>
+      <w:pPr>
+        <w:pStyle w:val="ListBullet"/>
+      </w:pPr>
+      <w:r>
+        <w:rPr>
+          <w:b w:val="0"/>
+          <w:i w:val="0"/>
+        </w:rPr>
+        <w:t xml:space="preserve">12 C.F.R. § 191.5 (limitation on exercise of due-on-sale clauses, including the occupancy conditions in (b)(1)(v) and (vi)), via the </w:t>
+      </w:r>
+      <w:hyperlink r:id="rIdL8" w:history="1">
+        <w:r>
+          <w:rPr>
+            <w:b w:val="0"/>
+            <w:i w:val="0"/>
+            <w:color w:val="0563C1"/>
+            <w:u w:val="single"/>
+          </w:rPr>
+          <w:t>Electronic Code of Federal Regulations</w:t>
+        </w:r>
+      </w:hyperlink>
+      <w:r>
+        <w:rPr>
+          <w:b w:val="0"/>
+          <w:i w:val="0"/>
+        </w:rPr>
+        <w:t>.</w:t>
       </w:r>
     </w:p>
     <w:p>
@@ -33850,7 +33994,25 @@
           <w:b w:val="0"/>
           <w:i w:val="0"/>
         </w:rPr>
-        <w:t>Vermont Statutes, Title 27, Chapter 6 (Enhanced Life Estate Deeds), §§ 651 and following, via legislature.vermont.gov.</w:t>
+        <w:t xml:space="preserve">Vermont Statutes, Title 27, Chapter 6 (Enhanced Life Estate Deeds), §§ 651 and following, via the </w:t>
+      </w:r>
+      <w:hyperlink r:id="rIdL9" w:history="1">
+        <w:r>
+          <w:rPr>
+            <w:b w:val="0"/>
+            <w:i w:val="0"/>
+            <w:color w:val="0563C1"/>
+            <w:u w:val="single"/>
+          </w:rPr>
+          <w:t>Vermont General Assembly website</w:t>
+        </w:r>
+      </w:hyperlink>
+      <w:r>
+        <w:rPr>
+          <w:b w:val="0"/>
+          <w:i w:val="0"/>
+        </w:rPr>
+        <w:t>.</w:t>
       </w:r>
     </w:p>
     <w:p>
@@ -33924,7 +34086,25 @@
           <w:b w:val="0"/>
           <w:i w:val="0"/>
         </w:rPr>
-        <w:t>Bürgerliches Gesetzbuch (BGB), via Gesetze im Internet (gesetze-im-internet.de), Federal Ministry of Justice: §§ 311b, 331, 430, 753, 1358, 1371, 1643, 1782, 1783, 1814, 1820, 1827, 1922, 1924, 1925, 1931, 1936, 1944, 1967, 2042, 2048, 2057a, 2064, 2077, 2087, 2174, 2197, 2229, 2231, 2232, 2233, 2247, 2248, 2249, 2250, 2252, 2253, 2255, 2256, 2259, 2265, 2267, 2269, 2270, 2271, 2276, 2287, 2296, 2303, 2316, 2325, 2333, 2346, 2348, 2353.</w:t>
+        <w:t xml:space="preserve">Bürgerliches Gesetzbuch (BGB), via </w:t>
+      </w:r>
+      <w:hyperlink r:id="rIdL10" w:history="1">
+        <w:r>
+          <w:rPr>
+            <w:b w:val="0"/>
+            <w:i w:val="0"/>
+            <w:color w:val="0563C1"/>
+            <w:u w:val="single"/>
+          </w:rPr>
+          <w:t>Gesetze im Internet</w:t>
+        </w:r>
+      </w:hyperlink>
+      <w:r>
+        <w:rPr>
+          <w:b w:val="0"/>
+          <w:i w:val="0"/>
+        </w:rPr>
+        <w:t>, Federal Ministry of Justice: §§ 311b, 331, 430, 753, 1358, 1371, 1643, 1782, 1783, 1814, 1820, 1827, 1922, 1924, 1925, 1931, 1936, 1944, 1967, 2042, 2048, 2057a, 2064, 2077, 2087, 2174, 2197, 2229, 2231, 2232, 2233, 2247, 2248, 2249, 2250, 2252, 2253, 2255, 2256, 2259, 2265, 2267, 2269, 2270, 2271, 2276, 2287, 2296, 2303, 2316, 2325, 2333, 2346, 2348, 2353.</w:t>
       </w:r>
     </w:p>
     <w:p>
@@ -34044,7 +34224,43 @@
           <w:b w:val="0"/>
           <w:i w:val="0"/>
         </w:rPr>
-        <w:t>Bundesnotarkammer: Zentrales Testamentsregister (testamentsregister.de), including register contents and fees; Zentrales Vorsorgeregister (vorsorgeregister.de).</w:t>
+        <w:t xml:space="preserve">Bundesnotarkammer: </w:t>
+      </w:r>
+      <w:hyperlink r:id="rIdL11" w:history="1">
+        <w:r>
+          <w:rPr>
+            <w:b w:val="0"/>
+            <w:i w:val="0"/>
+            <w:color w:val="0563C1"/>
+            <w:u w:val="single"/>
+          </w:rPr>
+          <w:t>Zentrales Testamentsregister</w:t>
+        </w:r>
+      </w:hyperlink>
+      <w:r>
+        <w:rPr>
+          <w:b w:val="0"/>
+          <w:i w:val="0"/>
+        </w:rPr>
+        <w:t xml:space="preserve">, including register contents and fees; </w:t>
+      </w:r>
+      <w:hyperlink r:id="rIdL12" w:history="1">
+        <w:r>
+          <w:rPr>
+            <w:b w:val="0"/>
+            <w:i w:val="0"/>
+            <w:color w:val="0563C1"/>
+            <w:u w:val="single"/>
+          </w:rPr>
+          <w:t>Zentrales Vorsorgeregister</w:t>
+        </w:r>
+      </w:hyperlink>
+      <w:r>
+        <w:rPr>
+          <w:b w:val="0"/>
+          <w:i w:val="0"/>
+        </w:rPr>
+        <w:t>.</w:t>
       </w:r>
     </w:p>
     <w:p>
@@ -34600,7 +34816,7 @@
           <w:b w:val="0"/>
           <w:i w:val="0"/>
         </w:rPr>
-        <w:t>In Love with Murder, Actually: A Comic Mystery, Lothar J. Musiol writing as Romuald Livingston</w:t>
+        <w:t>In Love with Murder, Actually: A Derailed Mystery in Provence, Lothar J. Musiol writing as Romuald Livingston</w:t>
       </w:r>
     </w:p>
     <w:p>
